--- a/diagram/samples/ai_rag.docx
+++ b/diagram/samples/ai_rag.docx
@@ -27,7 +27,7 @@
       <w:r>
         <w:drawing>
           <wp:inline xmlns:a="http://schemas.openxmlformats.org/drawingml/2006/main" xmlns:pic="http://schemas.openxmlformats.org/drawingml/2006/picture">
-            <wp:extent cx="5943600" cy="3128379"/>
+            <wp:extent cx="5943600" cy="3099619"/>
             <wp:docPr id="1" name="Picture 1"/>
             <wp:cNvGraphicFramePr>
               <a:graphicFrameLocks noChangeAspect="1"/>
@@ -48,7 +48,7 @@
                   <pic:spPr>
                     <a:xfrm>
                       <a:off x="0" y="0"/>
-                      <a:ext cx="5943600" cy="3128379"/>
+                      <a:ext cx="5943600" cy="3099619"/>
                     </a:xfrm>
                     <a:prstGeom prst="rect"/>
                   </pic:spPr>
@@ -78,7 +78,7 @@
           <w:color w:val="606A78"/>
           <w:sz w:val="18"/>
         </w:rPr>
-        <w:t>AI / RAG Architecture — AI RAG + Multi-Model Gateway</w:t>
+        <w:t>AI / RAG Architecture: AI RAG + Multi-Model Gateway</w:t>
       </w:r>
     </w:p>
     <w:p>
@@ -94,7 +94,7 @@
         <w:t>User</w:t>
       </w:r>
       <w:r>
-        <w:t xml:space="preserve"> — users (ONPREM); prompt to Chat App / API</w:t>
+        <w:t>: users (ONPREM); prompt to Chat App / API</w:t>
       </w:r>
     </w:p>
     <w:p>
@@ -110,7 +110,39 @@
         <w:t>Chat App / API</w:t>
       </w:r>
       <w:r>
-        <w:t xml:space="preserve"> — server (ONPREM); connects to LangChain, embed to Embeddings</w:t>
+        <w:t>: server (ONPREM); connects to LangChain, embed to Embeddings</w:t>
+      </w:r>
+    </w:p>
+    <w:p>
+      <w:pPr>
+        <w:pStyle w:val="ListBullet"/>
+        <w:spacing w:after="80"/>
+        <w:jc w:val="both"/>
+      </w:pPr>
+      <w:r>
+        <w:rPr>
+          <w:b/>
+        </w:rPr>
+        <w:t>Embeddings</w:t>
+      </w:r>
+      <w:r>
+        <w:t>: huggingface (AI) in Retrieval; search to Qdrant vector DB</w:t>
+      </w:r>
+    </w:p>
+    <w:p>
+      <w:pPr>
+        <w:pStyle w:val="ListBullet"/>
+        <w:spacing w:after="80"/>
+        <w:jc w:val="both"/>
+      </w:pPr>
+      <w:r>
+        <w:rPr>
+          <w:b/>
+        </w:rPr>
+        <w:t>Qdrant vector DB</w:t>
+      </w:r>
+      <w:r>
+        <w:t>: qdrant (AI) in Retrieval; publishes context to LangChain</w:t>
       </w:r>
     </w:p>
     <w:p>
@@ -126,7 +158,7 @@
         <w:t>LangChain</w:t>
       </w:r>
       <w:r>
-        <w:t xml:space="preserve"> — langchain (AI) in Orchestration; route to OpenAI, connects to Claude, connects to Gemini, connects to DeepSeek</w:t>
+        <w:t>: langchain (AI) in Orchestration; route to OpenAI, connects to Claude, connects to Gemini, connects to DeepSeek</w:t>
       </w:r>
     </w:p>
     <w:p>
@@ -142,7 +174,7 @@
         <w:t>OpenAI</w:t>
       </w:r>
       <w:r>
-        <w:t xml:space="preserve"> — openai (AI) in Model providers</w:t>
+        <w:t>: openai (AI) in Model providers</w:t>
       </w:r>
     </w:p>
     <w:p>
@@ -158,7 +190,7 @@
         <w:t>Claude</w:t>
       </w:r>
       <w:r>
-        <w:t xml:space="preserve"> — claude (AI) in Model providers</w:t>
+        <w:t>: claude (AI) in Model providers</w:t>
       </w:r>
     </w:p>
     <w:p>
@@ -174,7 +206,7 @@
         <w:t>Gemini</w:t>
       </w:r>
       <w:r>
-        <w:t xml:space="preserve"> — gemini (AI) in Model providers</w:t>
+        <w:t>: gemini (AI) in Model providers</w:t>
       </w:r>
     </w:p>
     <w:p>
@@ -190,39 +222,7 @@
         <w:t>DeepSeek</w:t>
       </w:r>
       <w:r>
-        <w:t xml:space="preserve"> — deepseek (AI) in Model providers</w:t>
-      </w:r>
-    </w:p>
-    <w:p>
-      <w:pPr>
-        <w:pStyle w:val="ListBullet"/>
-        <w:spacing w:after="80"/>
-        <w:jc w:val="both"/>
-      </w:pPr>
-      <w:r>
-        <w:rPr>
-          <w:b/>
-        </w:rPr>
-        <w:t>Embeddings</w:t>
-      </w:r>
-      <w:r>
-        <w:t xml:space="preserve"> — huggingface (AI) in Retrieval; search to Qdrant vector DB</w:t>
-      </w:r>
-    </w:p>
-    <w:p>
-      <w:pPr>
-        <w:pStyle w:val="ListBullet"/>
-        <w:spacing w:after="80"/>
-        <w:jc w:val="both"/>
-      </w:pPr>
-      <w:r>
-        <w:rPr>
-          <w:b/>
-        </w:rPr>
-        <w:t>Qdrant vector DB</w:t>
-      </w:r>
-      <w:r>
-        <w:t xml:space="preserve"> — qdrant (AI) in Retrieval; publishes context to LangChain</w:t>
+        <w:t>: deepseek (AI) in Model providers</w:t>
       </w:r>
     </w:p>
     <w:sectPr>
